--- a/apostila/Apostila-3o-periodo-gabarito.docx
+++ b/apostila/Apostila-3o-periodo-gabarito.docx
@@ -2666,7 +2666,7 @@
           <w:sz w:val="19"/>
           <w:szCs w:val="19"/>
         </w:rPr>
-        <w:t xml:space="preserve">Três grupos de três, seguindo o desenho do compasso em 3: 1º, 2º e 3º para baixo; 4º, 5º e 6º para fora; 7º, 8º e 9º para cima.</w:t>
+        <w:t xml:space="preserve">Segue o desenho do compasso em 3, com três pulsos em cada tempo: os pontos 1, 2 e 3 abaixo; 4, 5 e 6 para fora; 7, 8 e 9 acima. Os movimentos mais amplos são os que ligam o 3º ao 4º ponto, o 6º ao 7º e o 9º de volta ao 1º.</w:t>
       </w:r>
     </w:p>
     <w:p>
@@ -2806,7 +2806,7 @@
           <w:sz w:val="19"/>
           <w:szCs w:val="19"/>
         </w:rPr>
-        <w:t xml:space="preserve">Avaliar se os acentos caíram no 1º, no 4º e no 7º movimentos.</w:t>
+        <w:t xml:space="preserve">Avaliar se os movimentos mais amplos caíram entre o 3º e o 4º ponto e entre o 6º e o 7º — são eles que separam os três tempos.</w:t>
       </w:r>
     </w:p>
     <w:p>
@@ -2931,7 +2931,7 @@
           <w:sz w:val="19"/>
           <w:szCs w:val="19"/>
         </w:rPr>
-        <w:t xml:space="preserve">Conduzir em três movimentos — um por tempo — em vez de nove.</w:t>
+        <w:t xml:space="preserve">Usar o movimento de marcação do compasso em 3, agrupando três pulsos em cada tempo — três movimentos em vez de nove.</w:t>
       </w:r>
     </w:p>
     <w:p>
@@ -3406,7 +3406,7 @@
           <w:sz w:val="19"/>
           <w:szCs w:val="19"/>
         </w:rPr>
-        <w:t xml:space="preserve">Quatro grupos de três, seguindo o desenho do compasso em 4: baixo, dentro, fora e cima.</w:t>
+        <w:t xml:space="preserve">Segue o desenho do compasso em 4, com três pulsos em cada tempo: os pontos 1 a 3 abaixo; 4 a 6 para dentro; 7 a 9 para fora; 10 a 12 acima. Os movimentos mais amplos ligam um grupo ao seguinte.</w:t>
       </w:r>
     </w:p>
     <w:p>
@@ -3601,7 +3601,7 @@
           <w:sz w:val="19"/>
           <w:szCs w:val="19"/>
         </w:rPr>
-        <w:t xml:space="preserve">Conduzir em quatro movimentos, um por tempo, em vez de doze.</w:t>
+        <w:t xml:space="preserve">Usar o movimento de marcação do compasso em 4, agrupando três pulsos em cada tempo — quatro movimentos em vez de doze.</w:t>
       </w:r>
     </w:p>
     <w:p>

--- a/apostila/Apostila-3o-periodo-gabarito.docx
+++ b/apostila/Apostila-3o-periodo-gabarito.docx
@@ -784,6 +784,174 @@
         <w:t xml:space="preserve">Sustenido eleva a nota meio tom; bemol abaixa meio tom; bequadro cancela o acidente anterior, voltando a nota ao estado natural.</w:t>
       </w:r>
     </w:p>
+    <w:tbl>
+      <w:tblPr>
+        <w:tblW w:type="dxa" w:w="9350"/>
+        <w:tblBorders>
+          <w:top w:val="single" w:color="D6DCDA" w:sz="2"/>
+          <w:left w:val="single" w:color="8A5A2B" w:sz="18"/>
+          <w:bottom w:val="single" w:color="D6DCDA" w:sz="2"/>
+          <w:right w:val="single" w:color="D6DCDA" w:sz="2"/>
+          <w:insideH w:val="none" w:color="FFFFFF" w:sz="0"/>
+          <w:insideV w:val="none" w:color="FFFFFF" w:sz="0"/>
+        </w:tblBorders>
+      </w:tblPr>
+      <w:tblGrid>
+        <w:gridCol w:w="9350"/>
+      </w:tblGrid>
+      <w:tr>
+        <w:tc>
+          <w:tcPr>
+            <w:tcW w:type="dxa" w:w="9350"/>
+            <w:shd w:fill="F7F1E8" w:val="clear"/>
+            <w:tcMar>
+              <w:top w:type="dxa" w:w="140"/>
+              <w:left w:type="dxa" w:w="200"/>
+              <w:bottom w:type="dxa" w:w="140"/>
+              <w:right w:type="dxa" w:w="200"/>
+            </w:tcMar>
+          </w:tcPr>
+          <w:p>
+            <w:pPr>
+              <w:spacing w:after="60" w:line="300"/>
+            </w:pPr>
+            <w:r>
+              <w:rPr>
+                <w:rFonts w:ascii="Cambria" w:cs="Cambria" w:eastAsia="Cambria" w:hAnsi="Cambria"/>
+                <w:b/>
+                <w:bCs/>
+                <w:color w:val="16212A"/>
+                <w:sz w:val="22"/>
+                <w:szCs w:val="22"/>
+              </w:rPr>
+              <w:t xml:space="preserve">O hino da aula</w:t>
+            </w:r>
+          </w:p>
+          <w:p>
+            <w:pPr>
+              <w:spacing w:after="140" w:line="300"/>
+            </w:pPr>
+            <w:r>
+              <w:rPr>
+                <w:rFonts w:ascii="Calibri" w:cs="Calibri" w:eastAsia="Calibri" w:hAnsi="Calibri"/>
+                <w:i/>
+                <w:iCs/>
+                <w:color w:val="5C6B75"/>
+                <w:sz w:val="19"/>
+                <w:szCs w:val="19"/>
+              </w:rPr>
+              <w:t xml:space="preserve">Hinos 6 e 57 — um hino sem nenhum acidente na armadura e um com cinco, para ver a diferença de imediato.</w:t>
+            </w:r>
+          </w:p>
+          <w:p>
+            <w:pPr>
+              <w:spacing w:after="40" w:line="300"/>
+            </w:pPr>
+            <w:r>
+              <w:rPr>
+                <w:rFonts w:ascii="Calibri" w:cs="Calibri" w:eastAsia="Calibri" w:hAnsi="Calibri"/>
+                <w:b/>
+                <w:bCs/>
+                <w:color w:val="16212A"/>
+                <w:sz w:val="19"/>
+                <w:szCs w:val="19"/>
+              </w:rPr>
+              <w:t xml:space="preserve">Hino 6 — Dó maior</w:t>
+            </w:r>
+          </w:p>
+          <w:p>
+            <w:pPr>
+              <w:spacing w:after="30" w:line="280"/>
+              <w:ind w:left="200"/>
+            </w:pPr>
+            <w:r>
+              <w:rPr>
+                <w:rFonts w:ascii="Calibri" w:cs="Calibri" w:eastAsia="Calibri" w:hAnsi="Calibri"/>
+                <w:color w:val="16212A"/>
+                <w:sz w:val="19"/>
+                <w:szCs w:val="19"/>
+              </w:rPr>
+              <w:t xml:space="preserve">· Quantos acidentes tem a armadura do hino 6, e quais são?</w:t>
+            </w:r>
+          </w:p>
+          <w:p>
+            <w:pPr>
+              <w:spacing w:after="70"/>
+              <w:ind w:left="340"/>
+            </w:pPr>
+            <w:r>
+              <w:rPr>
+                <w:rFonts w:ascii="Calibri" w:cs="Calibri" w:eastAsia="Calibri" w:hAnsi="Calibri"/>
+                <w:i/>
+                <w:iCs/>
+                <w:color w:val="3F4C55"/>
+                <w:sz w:val="18"/>
+                <w:szCs w:val="18"/>
+              </w:rPr>
+              <w:t xml:space="preserve">Dó maior: nenhum acidente.</w:t>
+            </w:r>
+          </w:p>
+          <w:p>
+            <w:pPr>
+              <w:spacing w:after="90"/>
+            </w:pPr>
+          </w:p>
+          <w:p>
+            <w:pPr>
+              <w:spacing w:after="40" w:line="300"/>
+            </w:pPr>
+            <w:r>
+              <w:rPr>
+                <w:rFonts w:ascii="Calibri" w:cs="Calibri" w:eastAsia="Calibri" w:hAnsi="Calibri"/>
+                <w:b/>
+                <w:bCs/>
+                <w:color w:val="16212A"/>
+                <w:sz w:val="19"/>
+                <w:szCs w:val="19"/>
+              </w:rPr>
+              <w:t xml:space="preserve">Hino 57 — Ré♭ maior</w:t>
+            </w:r>
+          </w:p>
+          <w:p>
+            <w:pPr>
+              <w:spacing w:after="30" w:line="280"/>
+              <w:ind w:left="200"/>
+            </w:pPr>
+            <w:r>
+              <w:rPr>
+                <w:rFonts w:ascii="Calibri" w:cs="Calibri" w:eastAsia="Calibri" w:hAnsi="Calibri"/>
+                <w:color w:val="16212A"/>
+                <w:sz w:val="19"/>
+                <w:szCs w:val="19"/>
+              </w:rPr>
+              <w:t xml:space="preserve">· Quantos acidentes tem a armadura do hino 57, e quais são?</w:t>
+            </w:r>
+          </w:p>
+          <w:p>
+            <w:pPr>
+              <w:spacing w:after="70"/>
+              <w:ind w:left="340"/>
+            </w:pPr>
+            <w:r>
+              <w:rPr>
+                <w:rFonts w:ascii="Calibri" w:cs="Calibri" w:eastAsia="Calibri" w:hAnsi="Calibri"/>
+                <w:i/>
+                <w:iCs/>
+                <w:color w:val="3F4C55"/>
+                <w:sz w:val="18"/>
+                <w:szCs w:val="18"/>
+              </w:rPr>
+              <w:t xml:space="preserve">Ré♭ maior: cinco bemóis (Si♭ Mi♭ Lá♭ Ré♭ Sol♭).</w:t>
+            </w:r>
+          </w:p>
+          <w:p>
+            <w:pPr>
+              <w:spacing w:after="90"/>
+            </w:pPr>
+          </w:p>
+        </w:tc>
+      </w:tr>
+    </w:tbl>
     <w:p>
       <w:r>
         <w:br w:type="page"/>
@@ -1594,6 +1762,323 @@
         <w:t xml:space="preserve">Ré Mi Fá♯ Sol Lá Si Dó♯ Ré — semitons entre Fá♯–Sol e entre Dó♯–Ré.</w:t>
       </w:r>
     </w:p>
+    <w:tbl>
+      <w:tblPr>
+        <w:tblW w:type="dxa" w:w="9350"/>
+        <w:tblBorders>
+          <w:top w:val="single" w:color="D6DCDA" w:sz="2"/>
+          <w:left w:val="single" w:color="8A5A2B" w:sz="18"/>
+          <w:bottom w:val="single" w:color="D6DCDA" w:sz="2"/>
+          <w:right w:val="single" w:color="D6DCDA" w:sz="2"/>
+          <w:insideH w:val="none" w:color="FFFFFF" w:sz="0"/>
+          <w:insideV w:val="none" w:color="FFFFFF" w:sz="0"/>
+        </w:tblBorders>
+      </w:tblPr>
+      <w:tblGrid>
+        <w:gridCol w:w="9350"/>
+      </w:tblGrid>
+      <w:tr>
+        <w:tc>
+          <w:tcPr>
+            <w:tcW w:type="dxa" w:w="9350"/>
+            <w:shd w:fill="F7F1E8" w:val="clear"/>
+            <w:tcMar>
+              <w:top w:type="dxa" w:w="140"/>
+              <w:left w:type="dxa" w:w="200"/>
+              <w:bottom w:type="dxa" w:w="140"/>
+              <w:right w:type="dxa" w:w="200"/>
+            </w:tcMar>
+          </w:tcPr>
+          <w:p>
+            <w:pPr>
+              <w:spacing w:after="60" w:line="300"/>
+            </w:pPr>
+            <w:r>
+              <w:rPr>
+                <w:rFonts w:ascii="Cambria" w:cs="Cambria" w:eastAsia="Cambria" w:hAnsi="Cambria"/>
+                <w:b/>
+                <w:bCs/>
+                <w:color w:val="16212A"/>
+                <w:sz w:val="22"/>
+                <w:szCs w:val="22"/>
+              </w:rPr>
+              <w:t xml:space="preserve">O hino da aula</w:t>
+            </w:r>
+          </w:p>
+          <w:p>
+            <w:pPr>
+              <w:spacing w:after="140" w:line="300"/>
+            </w:pPr>
+            <w:r>
+              <w:rPr>
+                <w:rFonts w:ascii="Calibri" w:cs="Calibri" w:eastAsia="Calibri" w:hAnsi="Calibri"/>
+                <w:i/>
+                <w:iCs/>
+                <w:color w:val="5C6B75"/>
+                <w:sz w:val="19"/>
+                <w:szCs w:val="19"/>
+              </w:rPr>
+              <w:t xml:space="preserve">Hinos 3, 31 e 22 — hinos em tonalidades de sustenidos, uma armadura de cada.</w:t>
+            </w:r>
+          </w:p>
+          <w:p>
+            <w:pPr>
+              <w:spacing w:after="40" w:line="300"/>
+            </w:pPr>
+            <w:r>
+              <w:rPr>
+                <w:rFonts w:ascii="Calibri" w:cs="Calibri" w:eastAsia="Calibri" w:hAnsi="Calibri"/>
+                <w:b/>
+                <w:bCs/>
+                <w:color w:val="16212A"/>
+                <w:sz w:val="19"/>
+                <w:szCs w:val="19"/>
+              </w:rPr>
+              <w:t xml:space="preserve">Hino 3 — Sol maior</w:t>
+            </w:r>
+          </w:p>
+          <w:p>
+            <w:pPr>
+              <w:spacing w:after="30" w:line="280"/>
+              <w:ind w:left="200"/>
+            </w:pPr>
+            <w:r>
+              <w:rPr>
+                <w:rFonts w:ascii="Calibri" w:cs="Calibri" w:eastAsia="Calibri" w:hAnsi="Calibri"/>
+                <w:color w:val="16212A"/>
+                <w:sz w:val="19"/>
+                <w:szCs w:val="19"/>
+              </w:rPr>
+              <w:t xml:space="preserve">· O hino 3 está em Sol maior. Quais sustenidos há na armadura, em ordem?</w:t>
+            </w:r>
+          </w:p>
+          <w:p>
+            <w:pPr>
+              <w:spacing w:after="70"/>
+              <w:ind w:left="340"/>
+            </w:pPr>
+            <w:r>
+              <w:rPr>
+                <w:rFonts w:ascii="Calibri" w:cs="Calibri" w:eastAsia="Calibri" w:hAnsi="Calibri"/>
+                <w:i/>
+                <w:iCs/>
+                <w:color w:val="3F4C55"/>
+                <w:sz w:val="18"/>
+                <w:szCs w:val="18"/>
+              </w:rPr>
+              <w:t xml:space="preserve">um sustenido (Fá♯).</w:t>
+            </w:r>
+          </w:p>
+          <w:p>
+            <w:pPr>
+              <w:spacing w:after="30" w:line="280"/>
+              <w:ind w:left="200"/>
+            </w:pPr>
+            <w:r>
+              <w:rPr>
+                <w:rFonts w:ascii="Calibri" w:cs="Calibri" w:eastAsia="Calibri" w:hAnsi="Calibri"/>
+                <w:color w:val="16212A"/>
+                <w:sz w:val="19"/>
+                <w:szCs w:val="19"/>
+              </w:rPr>
+              <w:t xml:space="preserve">· Toque a escala de Sol maior antes de tocar o hino 3.</w:t>
+            </w:r>
+          </w:p>
+          <w:p>
+            <w:pPr>
+              <w:spacing w:after="70"/>
+              <w:ind w:left="340"/>
+            </w:pPr>
+            <w:r>
+              <w:rPr>
+                <w:rFonts w:ascii="Calibri" w:cs="Calibri" w:eastAsia="Calibri" w:hAnsi="Calibri"/>
+                <w:i/>
+                <w:iCs/>
+                <w:color w:val="3F4C55"/>
+                <w:sz w:val="18"/>
+                <w:szCs w:val="18"/>
+              </w:rPr>
+              <w:t xml:space="preserve">Conferir a afinação dos sustenidos — são eles que costumam ficar baixos.</w:t>
+            </w:r>
+          </w:p>
+          <w:p>
+            <w:pPr>
+              <w:spacing w:after="90"/>
+            </w:pPr>
+          </w:p>
+          <w:p>
+            <w:pPr>
+              <w:spacing w:after="40" w:line="300"/>
+            </w:pPr>
+            <w:r>
+              <w:rPr>
+                <w:rFonts w:ascii="Calibri" w:cs="Calibri" w:eastAsia="Calibri" w:hAnsi="Calibri"/>
+                <w:b/>
+                <w:bCs/>
+                <w:color w:val="16212A"/>
+                <w:sz w:val="19"/>
+                <w:szCs w:val="19"/>
+              </w:rPr>
+              <w:t xml:space="preserve">Hino 31 — Ré maior · ♩ = 60-76</w:t>
+            </w:r>
+          </w:p>
+          <w:p>
+            <w:pPr>
+              <w:spacing w:after="30" w:line="280"/>
+              <w:ind w:left="200"/>
+            </w:pPr>
+            <w:r>
+              <w:rPr>
+                <w:rFonts w:ascii="Calibri" w:cs="Calibri" w:eastAsia="Calibri" w:hAnsi="Calibri"/>
+                <w:color w:val="16212A"/>
+                <w:sz w:val="19"/>
+                <w:szCs w:val="19"/>
+              </w:rPr>
+              <w:t xml:space="preserve">· O hino 31 está em Ré maior. Quais sustenidos há na armadura, em ordem?</w:t>
+            </w:r>
+          </w:p>
+          <w:p>
+            <w:pPr>
+              <w:spacing w:after="70"/>
+              <w:ind w:left="340"/>
+            </w:pPr>
+            <w:r>
+              <w:rPr>
+                <w:rFonts w:ascii="Calibri" w:cs="Calibri" w:eastAsia="Calibri" w:hAnsi="Calibri"/>
+                <w:i/>
+                <w:iCs/>
+                <w:color w:val="3F4C55"/>
+                <w:sz w:val="18"/>
+                <w:szCs w:val="18"/>
+              </w:rPr>
+              <w:t xml:space="preserve">dois sustenidos (Fá♯ Dó♯).</w:t>
+            </w:r>
+          </w:p>
+          <w:p>
+            <w:pPr>
+              <w:spacing w:after="30" w:line="280"/>
+              <w:ind w:left="200"/>
+            </w:pPr>
+            <w:r>
+              <w:rPr>
+                <w:rFonts w:ascii="Calibri" w:cs="Calibri" w:eastAsia="Calibri" w:hAnsi="Calibri"/>
+                <w:color w:val="16212A"/>
+                <w:sz w:val="19"/>
+                <w:szCs w:val="19"/>
+              </w:rPr>
+              <w:t xml:space="preserve">· Toque a escala de Ré maior antes de tocar o hino 31.</w:t>
+            </w:r>
+          </w:p>
+          <w:p>
+            <w:pPr>
+              <w:spacing w:after="70"/>
+              <w:ind w:left="340"/>
+            </w:pPr>
+            <w:r>
+              <w:rPr>
+                <w:rFonts w:ascii="Calibri" w:cs="Calibri" w:eastAsia="Calibri" w:hAnsi="Calibri"/>
+                <w:i/>
+                <w:iCs/>
+                <w:color w:val="3F4C55"/>
+                <w:sz w:val="18"/>
+                <w:szCs w:val="18"/>
+              </w:rPr>
+              <w:t xml:space="preserve">Conferir a afinação dos sustenidos — são eles que costumam ficar baixos.</w:t>
+            </w:r>
+          </w:p>
+          <w:p>
+            <w:pPr>
+              <w:spacing w:after="90"/>
+            </w:pPr>
+          </w:p>
+          <w:p>
+            <w:pPr>
+              <w:spacing w:after="40" w:line="300"/>
+            </w:pPr>
+            <w:r>
+              <w:rPr>
+                <w:rFonts w:ascii="Calibri" w:cs="Calibri" w:eastAsia="Calibri" w:hAnsi="Calibri"/>
+                <w:b/>
+                <w:bCs/>
+                <w:color w:val="16212A"/>
+                <w:sz w:val="19"/>
+                <w:szCs w:val="19"/>
+              </w:rPr>
+              <w:t xml:space="preserve">Hino 22 — Lá maior · em 6 · ♩ = 104-132</w:t>
+            </w:r>
+          </w:p>
+          <w:p>
+            <w:pPr>
+              <w:spacing w:after="30" w:line="280"/>
+              <w:ind w:left="200"/>
+            </w:pPr>
+            <w:r>
+              <w:rPr>
+                <w:rFonts w:ascii="Calibri" w:cs="Calibri" w:eastAsia="Calibri" w:hAnsi="Calibri"/>
+                <w:color w:val="16212A"/>
+                <w:sz w:val="19"/>
+                <w:szCs w:val="19"/>
+              </w:rPr>
+              <w:t xml:space="preserve">· O hino 22 está em Lá maior. Quais sustenidos há na armadura, em ordem?</w:t>
+            </w:r>
+          </w:p>
+          <w:p>
+            <w:pPr>
+              <w:spacing w:after="70"/>
+              <w:ind w:left="340"/>
+            </w:pPr>
+            <w:r>
+              <w:rPr>
+                <w:rFonts w:ascii="Calibri" w:cs="Calibri" w:eastAsia="Calibri" w:hAnsi="Calibri"/>
+                <w:i/>
+                <w:iCs/>
+                <w:color w:val="3F4C55"/>
+                <w:sz w:val="18"/>
+                <w:szCs w:val="18"/>
+              </w:rPr>
+              <w:t xml:space="preserve">três sustenidos (Fá♯ Dó♯ Sol♯).</w:t>
+            </w:r>
+          </w:p>
+          <w:p>
+            <w:pPr>
+              <w:spacing w:after="30" w:line="280"/>
+              <w:ind w:left="200"/>
+            </w:pPr>
+            <w:r>
+              <w:rPr>
+                <w:rFonts w:ascii="Calibri" w:cs="Calibri" w:eastAsia="Calibri" w:hAnsi="Calibri"/>
+                <w:color w:val="16212A"/>
+                <w:sz w:val="19"/>
+                <w:szCs w:val="19"/>
+              </w:rPr>
+              <w:t xml:space="preserve">· Toque a escala de Lá maior antes de tocar o hino 22.</w:t>
+            </w:r>
+          </w:p>
+          <w:p>
+            <w:pPr>
+              <w:spacing w:after="70"/>
+              <w:ind w:left="340"/>
+            </w:pPr>
+            <w:r>
+              <w:rPr>
+                <w:rFonts w:ascii="Calibri" w:cs="Calibri" w:eastAsia="Calibri" w:hAnsi="Calibri"/>
+                <w:i/>
+                <w:iCs/>
+                <w:color w:val="3F4C55"/>
+                <w:sz w:val="18"/>
+                <w:szCs w:val="18"/>
+              </w:rPr>
+              <w:t xml:space="preserve">Conferir a afinação dos sustenidos — são eles que costumam ficar baixos.</w:t>
+            </w:r>
+          </w:p>
+          <w:p>
+            <w:pPr>
+              <w:spacing w:after="90"/>
+            </w:pPr>
+          </w:p>
+        </w:tc>
+      </w:tr>
+    </w:tbl>
     <w:p>
       <w:r>
         <w:br w:type="page"/>
@@ -1999,6 +2484,323 @@
         <w:t xml:space="preserve">Porque suas tônicas e dominantes coincidem com as cordas soltas, que vibram por simpatia e reforçam o som. Nas tonalidades com muitos bemóis isso não acontece, e a afinação exige mais atenção do ouvido.</w:t>
       </w:r>
     </w:p>
+    <w:tbl>
+      <w:tblPr>
+        <w:tblW w:type="dxa" w:w="9350"/>
+        <w:tblBorders>
+          <w:top w:val="single" w:color="D6DCDA" w:sz="2"/>
+          <w:left w:val="single" w:color="8A5A2B" w:sz="18"/>
+          <w:bottom w:val="single" w:color="D6DCDA" w:sz="2"/>
+          <w:right w:val="single" w:color="D6DCDA" w:sz="2"/>
+          <w:insideH w:val="none" w:color="FFFFFF" w:sz="0"/>
+          <w:insideV w:val="none" w:color="FFFFFF" w:sz="0"/>
+        </w:tblBorders>
+      </w:tblPr>
+      <w:tblGrid>
+        <w:gridCol w:w="9350"/>
+      </w:tblGrid>
+      <w:tr>
+        <w:tc>
+          <w:tcPr>
+            <w:tcW w:type="dxa" w:w="9350"/>
+            <w:shd w:fill="F7F1E8" w:val="clear"/>
+            <w:tcMar>
+              <w:top w:type="dxa" w:w="140"/>
+              <w:left w:type="dxa" w:w="200"/>
+              <w:bottom w:type="dxa" w:w="140"/>
+              <w:right w:type="dxa" w:w="200"/>
+            </w:tcMar>
+          </w:tcPr>
+          <w:p>
+            <w:pPr>
+              <w:spacing w:after="60" w:line="300"/>
+            </w:pPr>
+            <w:r>
+              <w:rPr>
+                <w:rFonts w:ascii="Cambria" w:cs="Cambria" w:eastAsia="Cambria" w:hAnsi="Cambria"/>
+                <w:b/>
+                <w:bCs/>
+                <w:color w:val="16212A"/>
+                <w:sz w:val="22"/>
+                <w:szCs w:val="22"/>
+              </w:rPr>
+              <w:t xml:space="preserve">O hino da aula</w:t>
+            </w:r>
+          </w:p>
+          <w:p>
+            <w:pPr>
+              <w:spacing w:after="140" w:line="300"/>
+            </w:pPr>
+            <w:r>
+              <w:rPr>
+                <w:rFonts w:ascii="Calibri" w:cs="Calibri" w:eastAsia="Calibri" w:hAnsi="Calibri"/>
+                <w:i/>
+                <w:iCs/>
+                <w:color w:val="5C6B75"/>
+                <w:sz w:val="19"/>
+                <w:szCs w:val="19"/>
+              </w:rPr>
+              <w:t xml:space="preserve">Hinos 42, 8 e 4 — hinos em tonalidades de bemóis, uma armadura de cada.</w:t>
+            </w:r>
+          </w:p>
+          <w:p>
+            <w:pPr>
+              <w:spacing w:after="40" w:line="300"/>
+            </w:pPr>
+            <w:r>
+              <w:rPr>
+                <w:rFonts w:ascii="Calibri" w:cs="Calibri" w:eastAsia="Calibri" w:hAnsi="Calibri"/>
+                <w:b/>
+                <w:bCs/>
+                <w:color w:val="16212A"/>
+                <w:sz w:val="19"/>
+                <w:szCs w:val="19"/>
+              </w:rPr>
+              <w:t xml:space="preserve">Hino 42 — Fá maior · em 4 · ♩ = 50-60</w:t>
+            </w:r>
+          </w:p>
+          <w:p>
+            <w:pPr>
+              <w:spacing w:after="30" w:line="280"/>
+              <w:ind w:left="200"/>
+            </w:pPr>
+            <w:r>
+              <w:rPr>
+                <w:rFonts w:ascii="Calibri" w:cs="Calibri" w:eastAsia="Calibri" w:hAnsi="Calibri"/>
+                <w:color w:val="16212A"/>
+                <w:sz w:val="19"/>
+                <w:szCs w:val="19"/>
+              </w:rPr>
+              <w:t xml:space="preserve">· O hino 42 está em Fá maior. Quais bemóis há na armadura, em ordem?</w:t>
+            </w:r>
+          </w:p>
+          <w:p>
+            <w:pPr>
+              <w:spacing w:after="70"/>
+              <w:ind w:left="340"/>
+            </w:pPr>
+            <w:r>
+              <w:rPr>
+                <w:rFonts w:ascii="Calibri" w:cs="Calibri" w:eastAsia="Calibri" w:hAnsi="Calibri"/>
+                <w:i/>
+                <w:iCs/>
+                <w:color w:val="3F4C55"/>
+                <w:sz w:val="18"/>
+                <w:szCs w:val="18"/>
+              </w:rPr>
+              <w:t xml:space="preserve">um bemol (Si♭).</w:t>
+            </w:r>
+          </w:p>
+          <w:p>
+            <w:pPr>
+              <w:spacing w:after="30" w:line="280"/>
+              <w:ind w:left="200"/>
+            </w:pPr>
+            <w:r>
+              <w:rPr>
+                <w:rFonts w:ascii="Calibri" w:cs="Calibri" w:eastAsia="Calibri" w:hAnsi="Calibri"/>
+                <w:color w:val="16212A"/>
+                <w:sz w:val="19"/>
+                <w:szCs w:val="19"/>
+              </w:rPr>
+              <w:t xml:space="preserve">· Pela regra do penúltimo bemol, confira: a armadura do hino 42 leva a que tonalidade?</w:t>
+            </w:r>
+          </w:p>
+          <w:p>
+            <w:pPr>
+              <w:spacing w:after="70"/>
+              <w:ind w:left="340"/>
+            </w:pPr>
+            <w:r>
+              <w:rPr>
+                <w:rFonts w:ascii="Calibri" w:cs="Calibri" w:eastAsia="Calibri" w:hAnsi="Calibri"/>
+                <w:i/>
+                <w:iCs/>
+                <w:color w:val="3F4C55"/>
+                <w:sz w:val="18"/>
+                <w:szCs w:val="18"/>
+              </w:rPr>
+              <w:t xml:space="preserve">A Fá maior. Com um bemol só a regra não se aplica: é Fá maior, de cor.</w:t>
+            </w:r>
+          </w:p>
+          <w:p>
+            <w:pPr>
+              <w:spacing w:after="90"/>
+            </w:pPr>
+          </w:p>
+          <w:p>
+            <w:pPr>
+              <w:spacing w:after="40" w:line="300"/>
+            </w:pPr>
+            <w:r>
+              <w:rPr>
+                <w:rFonts w:ascii="Calibri" w:cs="Calibri" w:eastAsia="Calibri" w:hAnsi="Calibri"/>
+                <w:b/>
+                <w:bCs/>
+                <w:color w:val="16212A"/>
+                <w:sz w:val="19"/>
+                <w:szCs w:val="19"/>
+              </w:rPr>
+              <w:t xml:space="preserve">Hino 8 — Si♭ maior · em 2</w:t>
+            </w:r>
+          </w:p>
+          <w:p>
+            <w:pPr>
+              <w:spacing w:after="30" w:line="280"/>
+              <w:ind w:left="200"/>
+            </w:pPr>
+            <w:r>
+              <w:rPr>
+                <w:rFonts w:ascii="Calibri" w:cs="Calibri" w:eastAsia="Calibri" w:hAnsi="Calibri"/>
+                <w:color w:val="16212A"/>
+                <w:sz w:val="19"/>
+                <w:szCs w:val="19"/>
+              </w:rPr>
+              <w:t xml:space="preserve">· O hino 8 está em Si♭ maior. Quais bemóis há na armadura, em ordem?</w:t>
+            </w:r>
+          </w:p>
+          <w:p>
+            <w:pPr>
+              <w:spacing w:after="70"/>
+              <w:ind w:left="340"/>
+            </w:pPr>
+            <w:r>
+              <w:rPr>
+                <w:rFonts w:ascii="Calibri" w:cs="Calibri" w:eastAsia="Calibri" w:hAnsi="Calibri"/>
+                <w:i/>
+                <w:iCs/>
+                <w:color w:val="3F4C55"/>
+                <w:sz w:val="18"/>
+                <w:szCs w:val="18"/>
+              </w:rPr>
+              <w:t xml:space="preserve">dois bemóis (Si♭ Mi♭).</w:t>
+            </w:r>
+          </w:p>
+          <w:p>
+            <w:pPr>
+              <w:spacing w:after="30" w:line="280"/>
+              <w:ind w:left="200"/>
+            </w:pPr>
+            <w:r>
+              <w:rPr>
+                <w:rFonts w:ascii="Calibri" w:cs="Calibri" w:eastAsia="Calibri" w:hAnsi="Calibri"/>
+                <w:color w:val="16212A"/>
+                <w:sz w:val="19"/>
+                <w:szCs w:val="19"/>
+              </w:rPr>
+              <w:t xml:space="preserve">· Pela regra do penúltimo bemol, confira: a armadura do hino 8 leva a que tonalidade?</w:t>
+            </w:r>
+          </w:p>
+          <w:p>
+            <w:pPr>
+              <w:spacing w:after="70"/>
+              <w:ind w:left="340"/>
+            </w:pPr>
+            <w:r>
+              <w:rPr>
+                <w:rFonts w:ascii="Calibri" w:cs="Calibri" w:eastAsia="Calibri" w:hAnsi="Calibri"/>
+                <w:i/>
+                <w:iCs/>
+                <w:color w:val="3F4C55"/>
+                <w:sz w:val="18"/>
+                <w:szCs w:val="18"/>
+              </w:rPr>
+              <w:t xml:space="preserve">A Si♭ maior. O penúltimo bemol da armadura é a tônica.</w:t>
+            </w:r>
+          </w:p>
+          <w:p>
+            <w:pPr>
+              <w:spacing w:after="90"/>
+            </w:pPr>
+          </w:p>
+          <w:p>
+            <w:pPr>
+              <w:spacing w:after="40" w:line="300"/>
+            </w:pPr>
+            <w:r>
+              <w:rPr>
+                <w:rFonts w:ascii="Calibri" w:cs="Calibri" w:eastAsia="Calibri" w:hAnsi="Calibri"/>
+                <w:b/>
+                <w:bCs/>
+                <w:color w:val="16212A"/>
+                <w:sz w:val="19"/>
+                <w:szCs w:val="19"/>
+              </w:rPr>
+              <w:t xml:space="preserve">Hino 4 — Lá♭ maior · em 2 · ♩ = 112-138</w:t>
+            </w:r>
+          </w:p>
+          <w:p>
+            <w:pPr>
+              <w:spacing w:after="30" w:line="280"/>
+              <w:ind w:left="200"/>
+            </w:pPr>
+            <w:r>
+              <w:rPr>
+                <w:rFonts w:ascii="Calibri" w:cs="Calibri" w:eastAsia="Calibri" w:hAnsi="Calibri"/>
+                <w:color w:val="16212A"/>
+                <w:sz w:val="19"/>
+                <w:szCs w:val="19"/>
+              </w:rPr>
+              <w:t xml:space="preserve">· O hino 4 está em Lá♭ maior. Quais bemóis há na armadura, em ordem?</w:t>
+            </w:r>
+          </w:p>
+          <w:p>
+            <w:pPr>
+              <w:spacing w:after="70"/>
+              <w:ind w:left="340"/>
+            </w:pPr>
+            <w:r>
+              <w:rPr>
+                <w:rFonts w:ascii="Calibri" w:cs="Calibri" w:eastAsia="Calibri" w:hAnsi="Calibri"/>
+                <w:i/>
+                <w:iCs/>
+                <w:color w:val="3F4C55"/>
+                <w:sz w:val="18"/>
+                <w:szCs w:val="18"/>
+              </w:rPr>
+              <w:t xml:space="preserve">quatro bemóis (Si♭ Mi♭ Lá♭ Ré♭).</w:t>
+            </w:r>
+          </w:p>
+          <w:p>
+            <w:pPr>
+              <w:spacing w:after="30" w:line="280"/>
+              <w:ind w:left="200"/>
+            </w:pPr>
+            <w:r>
+              <w:rPr>
+                <w:rFonts w:ascii="Calibri" w:cs="Calibri" w:eastAsia="Calibri" w:hAnsi="Calibri"/>
+                <w:color w:val="16212A"/>
+                <w:sz w:val="19"/>
+                <w:szCs w:val="19"/>
+              </w:rPr>
+              <w:t xml:space="preserve">· Pela regra do penúltimo bemol, confira: a armadura do hino 4 leva a que tonalidade?</w:t>
+            </w:r>
+          </w:p>
+          <w:p>
+            <w:pPr>
+              <w:spacing w:after="70"/>
+              <w:ind w:left="340"/>
+            </w:pPr>
+            <w:r>
+              <w:rPr>
+                <w:rFonts w:ascii="Calibri" w:cs="Calibri" w:eastAsia="Calibri" w:hAnsi="Calibri"/>
+                <w:i/>
+                <w:iCs/>
+                <w:color w:val="3F4C55"/>
+                <w:sz w:val="18"/>
+                <w:szCs w:val="18"/>
+              </w:rPr>
+              <w:t xml:space="preserve">A Lá♭ maior. O penúltimo bemol da armadura é a tônica.</w:t>
+            </w:r>
+          </w:p>
+          <w:p>
+            <w:pPr>
+              <w:spacing w:after="90"/>
+            </w:pPr>
+          </w:p>
+        </w:tc>
+      </w:tr>
+    </w:tbl>
     <w:p>
       <w:r>
         <w:br w:type="page"/>
@@ -2404,6 +3206,227 @@
         <w:t xml:space="preserve">Conforme os hinos. Espera-se que o aluno relacione o número de acidentes à dificuldade de leitura e de afinação no seu instrumento.</w:t>
       </w:r>
     </w:p>
+    <w:tbl>
+      <w:tblPr>
+        <w:tblW w:type="dxa" w:w="9350"/>
+        <w:tblBorders>
+          <w:top w:val="single" w:color="D6DCDA" w:sz="2"/>
+          <w:left w:val="single" w:color="8A5A2B" w:sz="18"/>
+          <w:bottom w:val="single" w:color="D6DCDA" w:sz="2"/>
+          <w:right w:val="single" w:color="D6DCDA" w:sz="2"/>
+          <w:insideH w:val="none" w:color="FFFFFF" w:sz="0"/>
+          <w:insideV w:val="none" w:color="FFFFFF" w:sz="0"/>
+        </w:tblBorders>
+      </w:tblPr>
+      <w:tblGrid>
+        <w:gridCol w:w="9350"/>
+      </w:tblGrid>
+      <w:tr>
+        <w:tc>
+          <w:tcPr>
+            <w:tcW w:type="dxa" w:w="9350"/>
+            <w:shd w:fill="F7F1E8" w:val="clear"/>
+            <w:tcMar>
+              <w:top w:type="dxa" w:w="140"/>
+              <w:left w:type="dxa" w:w="200"/>
+              <w:bottom w:type="dxa" w:w="140"/>
+              <w:right w:type="dxa" w:w="200"/>
+            </w:tcMar>
+          </w:tcPr>
+          <w:p>
+            <w:pPr>
+              <w:spacing w:after="60" w:line="300"/>
+            </w:pPr>
+            <w:r>
+              <w:rPr>
+                <w:rFonts w:ascii="Cambria" w:cs="Cambria" w:eastAsia="Cambria" w:hAnsi="Cambria"/>
+                <w:b/>
+                <w:bCs/>
+                <w:color w:val="16212A"/>
+                <w:sz w:val="22"/>
+                <w:szCs w:val="22"/>
+              </w:rPr>
+              <w:t xml:space="preserve">O hino da aula</w:t>
+            </w:r>
+          </w:p>
+          <w:p>
+            <w:pPr>
+              <w:spacing w:after="140" w:line="300"/>
+            </w:pPr>
+            <w:r>
+              <w:rPr>
+                <w:rFonts w:ascii="Calibri" w:cs="Calibri" w:eastAsia="Calibri" w:hAnsi="Calibri"/>
+                <w:i/>
+                <w:iCs/>
+                <w:color w:val="5C6B75"/>
+                <w:sz w:val="19"/>
+                <w:szCs w:val="19"/>
+              </w:rPr>
+              <w:t xml:space="preserve">Hinos 6, 3 e 8 — quatro armaduras diferentes lado a lado, para treinar o reconhecimento.</w:t>
+            </w:r>
+          </w:p>
+          <w:p>
+            <w:pPr>
+              <w:spacing w:after="40" w:line="300"/>
+            </w:pPr>
+            <w:r>
+              <w:rPr>
+                <w:rFonts w:ascii="Calibri" w:cs="Calibri" w:eastAsia="Calibri" w:hAnsi="Calibri"/>
+                <w:b/>
+                <w:bCs/>
+                <w:color w:val="16212A"/>
+                <w:sz w:val="19"/>
+                <w:szCs w:val="19"/>
+              </w:rPr>
+              <w:t xml:space="preserve">Hino 6 — Dó maior</w:t>
+            </w:r>
+          </w:p>
+          <w:p>
+            <w:pPr>
+              <w:spacing w:after="30" w:line="280"/>
+              <w:ind w:left="200"/>
+            </w:pPr>
+            <w:r>
+              <w:rPr>
+                <w:rFonts w:ascii="Calibri" w:cs="Calibri" w:eastAsia="Calibri" w:hAnsi="Calibri"/>
+                <w:color w:val="16212A"/>
+                <w:sz w:val="19"/>
+                <w:szCs w:val="19"/>
+              </w:rPr>
+              <w:t xml:space="preserve">· Sem contar nota por nota: que tonalidade indica a armadura do hino 6?</w:t>
+            </w:r>
+          </w:p>
+          <w:p>
+            <w:pPr>
+              <w:spacing w:after="70"/>
+              <w:ind w:left="340"/>
+            </w:pPr>
+            <w:r>
+              <w:rPr>
+                <w:rFonts w:ascii="Calibri" w:cs="Calibri" w:eastAsia="Calibri" w:hAnsi="Calibri"/>
+                <w:i/>
+                <w:iCs/>
+                <w:color w:val="3F4C55"/>
+                <w:sz w:val="18"/>
+                <w:szCs w:val="18"/>
+              </w:rPr>
+              <w:t xml:space="preserve">Dó maior — nenhum acidente.</w:t>
+            </w:r>
+          </w:p>
+          <w:p>
+            <w:pPr>
+              <w:spacing w:after="90"/>
+            </w:pPr>
+          </w:p>
+          <w:p>
+            <w:pPr>
+              <w:spacing w:after="40" w:line="300"/>
+            </w:pPr>
+            <w:r>
+              <w:rPr>
+                <w:rFonts w:ascii="Calibri" w:cs="Calibri" w:eastAsia="Calibri" w:hAnsi="Calibri"/>
+                <w:b/>
+                <w:bCs/>
+                <w:color w:val="16212A"/>
+                <w:sz w:val="19"/>
+                <w:szCs w:val="19"/>
+              </w:rPr>
+              <w:t xml:space="preserve">Hino 3 — Sol maior</w:t>
+            </w:r>
+          </w:p>
+          <w:p>
+            <w:pPr>
+              <w:spacing w:after="30" w:line="280"/>
+              <w:ind w:left="200"/>
+            </w:pPr>
+            <w:r>
+              <w:rPr>
+                <w:rFonts w:ascii="Calibri" w:cs="Calibri" w:eastAsia="Calibri" w:hAnsi="Calibri"/>
+                <w:color w:val="16212A"/>
+                <w:sz w:val="19"/>
+                <w:szCs w:val="19"/>
+              </w:rPr>
+              <w:t xml:space="preserve">· Sem contar nota por nota: que tonalidade indica a armadura do hino 3?</w:t>
+            </w:r>
+          </w:p>
+          <w:p>
+            <w:pPr>
+              <w:spacing w:after="70"/>
+              <w:ind w:left="340"/>
+            </w:pPr>
+            <w:r>
+              <w:rPr>
+                <w:rFonts w:ascii="Calibri" w:cs="Calibri" w:eastAsia="Calibri" w:hAnsi="Calibri"/>
+                <w:i/>
+                <w:iCs/>
+                <w:color w:val="3F4C55"/>
+                <w:sz w:val="18"/>
+                <w:szCs w:val="18"/>
+              </w:rPr>
+              <w:t xml:space="preserve">Sol maior — um sustenido (Fá♯).</w:t>
+            </w:r>
+          </w:p>
+          <w:p>
+            <w:pPr>
+              <w:spacing w:after="90"/>
+            </w:pPr>
+          </w:p>
+          <w:p>
+            <w:pPr>
+              <w:spacing w:after="40" w:line="300"/>
+            </w:pPr>
+            <w:r>
+              <w:rPr>
+                <w:rFonts w:ascii="Calibri" w:cs="Calibri" w:eastAsia="Calibri" w:hAnsi="Calibri"/>
+                <w:b/>
+                <w:bCs/>
+                <w:color w:val="16212A"/>
+                <w:sz w:val="19"/>
+                <w:szCs w:val="19"/>
+              </w:rPr>
+              <w:t xml:space="preserve">Hino 8 — Si♭ maior · em 2</w:t>
+            </w:r>
+          </w:p>
+          <w:p>
+            <w:pPr>
+              <w:spacing w:after="30" w:line="280"/>
+              <w:ind w:left="200"/>
+            </w:pPr>
+            <w:r>
+              <w:rPr>
+                <w:rFonts w:ascii="Calibri" w:cs="Calibri" w:eastAsia="Calibri" w:hAnsi="Calibri"/>
+                <w:color w:val="16212A"/>
+                <w:sz w:val="19"/>
+                <w:szCs w:val="19"/>
+              </w:rPr>
+              <w:t xml:space="preserve">· Sem contar nota por nota: que tonalidade indica a armadura do hino 8?</w:t>
+            </w:r>
+          </w:p>
+          <w:p>
+            <w:pPr>
+              <w:spacing w:after="70"/>
+              <w:ind w:left="340"/>
+            </w:pPr>
+            <w:r>
+              <w:rPr>
+                <w:rFonts w:ascii="Calibri" w:cs="Calibri" w:eastAsia="Calibri" w:hAnsi="Calibri"/>
+                <w:i/>
+                <w:iCs/>
+                <w:color w:val="3F4C55"/>
+                <w:sz w:val="18"/>
+                <w:szCs w:val="18"/>
+              </w:rPr>
+              <w:t xml:space="preserve">Si♭ maior — dois bemóis (Si♭ Mi♭).</w:t>
+            </w:r>
+          </w:p>
+          <w:p>
+            <w:pPr>
+              <w:spacing w:after="90"/>
+            </w:pPr>
+          </w:p>
+        </w:tc>
+      </w:tr>
+    </w:tbl>
     <w:p>
       <w:r>
         <w:br w:type="page"/>
@@ -2809,6 +3832,174 @@
         <w:t xml:space="preserve">Avaliar se os movimentos mais amplos caíram entre o 3º e o 4º ponto e entre o 6º e o 7º — são eles que separam os três tempos.</w:t>
       </w:r>
     </w:p>
+    <w:tbl>
+      <w:tblPr>
+        <w:tblW w:type="dxa" w:w="9350"/>
+        <w:tblBorders>
+          <w:top w:val="single" w:color="D6DCDA" w:sz="2"/>
+          <w:left w:val="single" w:color="8A5A2B" w:sz="18"/>
+          <w:bottom w:val="single" w:color="D6DCDA" w:sz="2"/>
+          <w:right w:val="single" w:color="D6DCDA" w:sz="2"/>
+          <w:insideH w:val="none" w:color="FFFFFF" w:sz="0"/>
+          <w:insideV w:val="none" w:color="FFFFFF" w:sz="0"/>
+        </w:tblBorders>
+      </w:tblPr>
+      <w:tblGrid>
+        <w:gridCol w:w="9350"/>
+      </w:tblGrid>
+      <w:tr>
+        <w:tc>
+          <w:tcPr>
+            <w:tcW w:type="dxa" w:w="9350"/>
+            <w:shd w:fill="F7F1E8" w:val="clear"/>
+            <w:tcMar>
+              <w:top w:type="dxa" w:w="140"/>
+              <w:left w:type="dxa" w:w="200"/>
+              <w:bottom w:type="dxa" w:w="140"/>
+              <w:right w:type="dxa" w:w="200"/>
+            </w:tcMar>
+          </w:tcPr>
+          <w:p>
+            <w:pPr>
+              <w:spacing w:after="60" w:line="300"/>
+            </w:pPr>
+            <w:r>
+              <w:rPr>
+                <w:rFonts w:ascii="Cambria" w:cs="Cambria" w:eastAsia="Cambria" w:hAnsi="Cambria"/>
+                <w:b/>
+                <w:bCs/>
+                <w:color w:val="16212A"/>
+                <w:sz w:val="22"/>
+                <w:szCs w:val="22"/>
+              </w:rPr>
+              <w:t xml:space="preserve">O hino da aula</w:t>
+            </w:r>
+          </w:p>
+          <w:p>
+            <w:pPr>
+              <w:spacing w:after="140" w:line="300"/>
+            </w:pPr>
+            <w:r>
+              <w:rPr>
+                <w:rFonts w:ascii="Calibri" w:cs="Calibri" w:eastAsia="Calibri" w:hAnsi="Calibri"/>
+                <w:i/>
+                <w:iCs/>
+                <w:color w:val="5C6B75"/>
+                <w:sz w:val="19"/>
+                <w:szCs w:val="19"/>
+              </w:rPr>
+              <w:t xml:space="preserve">Hinos 342 e 427 — os hinos do hinário marcados em 9.</w:t>
+            </w:r>
+          </w:p>
+          <w:p>
+            <w:pPr>
+              <w:spacing w:after="40" w:line="300"/>
+            </w:pPr>
+            <w:r>
+              <w:rPr>
+                <w:rFonts w:ascii="Calibri" w:cs="Calibri" w:eastAsia="Calibri" w:hAnsi="Calibri"/>
+                <w:b/>
+                <w:bCs/>
+                <w:color w:val="16212A"/>
+                <w:sz w:val="19"/>
+                <w:szCs w:val="19"/>
+              </w:rPr>
+              <w:t xml:space="preserve">Hino 342 — Dó maior · em 9 · ♩ = 88-112</w:t>
+            </w:r>
+          </w:p>
+          <w:p>
+            <w:pPr>
+              <w:spacing w:after="30" w:line="280"/>
+              <w:ind w:left="200"/>
+            </w:pPr>
+            <w:r>
+              <w:rPr>
+                <w:rFonts w:ascii="Calibri" w:cs="Calibri" w:eastAsia="Calibri" w:hAnsi="Calibri"/>
+                <w:color w:val="16212A"/>
+                <w:sz w:val="19"/>
+                <w:szCs w:val="19"/>
+              </w:rPr>
+              <w:t xml:space="preserve">· No hino 342, quantos tempos há no compasso e qual a unidade de tempo?</w:t>
+            </w:r>
+          </w:p>
+          <w:p>
+            <w:pPr>
+              <w:spacing w:after="70"/>
+              <w:ind w:left="340"/>
+            </w:pPr>
+            <w:r>
+              <w:rPr>
+                <w:rFonts w:ascii="Calibri" w:cs="Calibri" w:eastAsia="Calibri" w:hAnsi="Calibri"/>
+                <w:i/>
+                <w:iCs/>
+                <w:color w:val="3F4C55"/>
+                <w:sz w:val="18"/>
+                <w:szCs w:val="18"/>
+              </w:rPr>
+              <w:t xml:space="preserve">Três tempos; unidade de tempo semínima pontuada. A unidade de compasso é indefinida: nove colcheias não formam uma figura única.</w:t>
+            </w:r>
+          </w:p>
+          <w:p>
+            <w:pPr>
+              <w:spacing w:after="90"/>
+            </w:pPr>
+          </w:p>
+          <w:p>
+            <w:pPr>
+              <w:spacing w:after="40" w:line="300"/>
+            </w:pPr>
+            <w:r>
+              <w:rPr>
+                <w:rFonts w:ascii="Calibri" w:cs="Calibri" w:eastAsia="Calibri" w:hAnsi="Calibri"/>
+                <w:b/>
+                <w:bCs/>
+                <w:color w:val="16212A"/>
+                <w:sz w:val="19"/>
+                <w:szCs w:val="19"/>
+              </w:rPr>
+              <w:t xml:space="preserve">Hino 427 — Mi♭ maior · em 9</w:t>
+            </w:r>
+          </w:p>
+          <w:p>
+            <w:pPr>
+              <w:spacing w:after="30" w:line="280"/>
+              <w:ind w:left="200"/>
+            </w:pPr>
+            <w:r>
+              <w:rPr>
+                <w:rFonts w:ascii="Calibri" w:cs="Calibri" w:eastAsia="Calibri" w:hAnsi="Calibri"/>
+                <w:color w:val="16212A"/>
+                <w:sz w:val="19"/>
+                <w:szCs w:val="19"/>
+              </w:rPr>
+              <w:t xml:space="preserve">· No hino 427, quantos tempos há no compasso e qual a unidade de tempo?</w:t>
+            </w:r>
+          </w:p>
+          <w:p>
+            <w:pPr>
+              <w:spacing w:after="70"/>
+              <w:ind w:left="340"/>
+            </w:pPr>
+            <w:r>
+              <w:rPr>
+                <w:rFonts w:ascii="Calibri" w:cs="Calibri" w:eastAsia="Calibri" w:hAnsi="Calibri"/>
+                <w:i/>
+                <w:iCs/>
+                <w:color w:val="3F4C55"/>
+                <w:sz w:val="18"/>
+                <w:szCs w:val="18"/>
+              </w:rPr>
+              <w:t xml:space="preserve">Três tempos; unidade de tempo semínima pontuada. A unidade de compasso é indefinida: nove colcheias não formam uma figura única.</w:t>
+            </w:r>
+          </w:p>
+          <w:p>
+            <w:pPr>
+              <w:spacing w:after="90"/>
+            </w:pPr>
+          </w:p>
+        </w:tc>
+      </w:tr>
+    </w:tbl>
     <w:p>
       <w:r>
         <w:br w:type="page"/>
@@ -4749,6 +5940,323 @@
         <w:t xml:space="preserve">A voz do soprano, uma oitava acima do escrito. Nas Reuniões de Jovens e Menores, hinos 431 a 480 com soprano no natural; para a oficialização, hinário completo com soprano uma oitava acima e contralto no natural.</w:t>
       </w:r>
     </w:p>
+    <w:tbl>
+      <w:tblPr>
+        <w:tblW w:type="dxa" w:w="9350"/>
+        <w:tblBorders>
+          <w:top w:val="single" w:color="D6DCDA" w:sz="2"/>
+          <w:left w:val="single" w:color="8A5A2B" w:sz="18"/>
+          <w:bottom w:val="single" w:color="D6DCDA" w:sz="2"/>
+          <w:right w:val="single" w:color="D6DCDA" w:sz="2"/>
+          <w:insideH w:val="none" w:color="FFFFFF" w:sz="0"/>
+          <w:insideV w:val="none" w:color="FFFFFF" w:sz="0"/>
+        </w:tblBorders>
+      </w:tblPr>
+      <w:tblGrid>
+        <w:gridCol w:w="9350"/>
+      </w:tblGrid>
+      <w:tr>
+        <w:tc>
+          <w:tcPr>
+            <w:tcW w:type="dxa" w:w="9350"/>
+            <w:shd w:fill="F7F1E8" w:val="clear"/>
+            <w:tcMar>
+              <w:top w:type="dxa" w:w="140"/>
+              <w:left w:type="dxa" w:w="200"/>
+              <w:bottom w:type="dxa" w:w="140"/>
+              <w:right w:type="dxa" w:w="200"/>
+            </w:tcMar>
+          </w:tcPr>
+          <w:p>
+            <w:pPr>
+              <w:spacing w:after="60" w:line="300"/>
+            </w:pPr>
+            <w:r>
+              <w:rPr>
+                <w:rFonts w:ascii="Cambria" w:cs="Cambria" w:eastAsia="Cambria" w:hAnsi="Cambria"/>
+                <w:b/>
+                <w:bCs/>
+                <w:color w:val="16212A"/>
+                <w:sz w:val="22"/>
+                <w:szCs w:val="22"/>
+              </w:rPr>
+              <w:t xml:space="preserve">O hino da aula</w:t>
+            </w:r>
+          </w:p>
+          <w:p>
+            <w:pPr>
+              <w:spacing w:after="140" w:line="300"/>
+            </w:pPr>
+            <w:r>
+              <w:rPr>
+                <w:rFonts w:ascii="Calibri" w:cs="Calibri" w:eastAsia="Calibri" w:hAnsi="Calibri"/>
+                <w:i/>
+                <w:iCs/>
+                <w:color w:val="5C6B75"/>
+                <w:sz w:val="19"/>
+                <w:szCs w:val="19"/>
+              </w:rPr>
+              <w:t xml:space="preserve">Hinos 31, 42 e 1 — tonalidades distantes entre si, para exercitar tônica e relativa menor.</w:t>
+            </w:r>
+          </w:p>
+          <w:p>
+            <w:pPr>
+              <w:spacing w:after="40" w:line="300"/>
+            </w:pPr>
+            <w:r>
+              <w:rPr>
+                <w:rFonts w:ascii="Calibri" w:cs="Calibri" w:eastAsia="Calibri" w:hAnsi="Calibri"/>
+                <w:b/>
+                <w:bCs/>
+                <w:color w:val="16212A"/>
+                <w:sz w:val="19"/>
+                <w:szCs w:val="19"/>
+              </w:rPr>
+              <w:t xml:space="preserve">Hino 31 — Ré maior · ♩ = 60-76</w:t>
+            </w:r>
+          </w:p>
+          <w:p>
+            <w:pPr>
+              <w:spacing w:after="30" w:line="280"/>
+              <w:ind w:left="200"/>
+            </w:pPr>
+            <w:r>
+              <w:rPr>
+                <w:rFonts w:ascii="Calibri" w:cs="Calibri" w:eastAsia="Calibri" w:hAnsi="Calibri"/>
+                <w:color w:val="16212A"/>
+                <w:sz w:val="19"/>
+                <w:szCs w:val="19"/>
+              </w:rPr>
+              <w:t xml:space="preserve">· Qual a tonalidade do hino 31 e qual a sua relativa menor?</w:t>
+            </w:r>
+          </w:p>
+          <w:p>
+            <w:pPr>
+              <w:spacing w:after="70"/>
+              <w:ind w:left="340"/>
+            </w:pPr>
+            <w:r>
+              <w:rPr>
+                <w:rFonts w:ascii="Calibri" w:cs="Calibri" w:eastAsia="Calibri" w:hAnsi="Calibri"/>
+                <w:i/>
+                <w:iCs/>
+                <w:color w:val="3F4C55"/>
+                <w:sz w:val="18"/>
+                <w:szCs w:val="18"/>
+              </w:rPr>
+              <w:t xml:space="preserve">Ré maior; relativa menor, Si menor.</w:t>
+            </w:r>
+          </w:p>
+          <w:p>
+            <w:pPr>
+              <w:spacing w:after="30" w:line="280"/>
+              <w:ind w:left="200"/>
+            </w:pPr>
+            <w:r>
+              <w:rPr>
+                <w:rFonts w:ascii="Calibri" w:cs="Calibri" w:eastAsia="Calibri" w:hAnsi="Calibri"/>
+                <w:color w:val="16212A"/>
+                <w:sz w:val="19"/>
+                <w:szCs w:val="19"/>
+              </w:rPr>
+              <w:t xml:space="preserve">· No hino 31, tonalidade escrita e tonalidade de execução são a mesma no seu instrumento?</w:t>
+            </w:r>
+          </w:p>
+          <w:p>
+            <w:pPr>
+              <w:spacing w:after="70"/>
+              <w:ind w:left="340"/>
+            </w:pPr>
+            <w:r>
+              <w:rPr>
+                <w:rFonts w:ascii="Calibri" w:cs="Calibri" w:eastAsia="Calibri" w:hAnsi="Calibri"/>
+                <w:i/>
+                <w:iCs/>
+                <w:color w:val="3F4C55"/>
+                <w:sz w:val="18"/>
+                <w:szCs w:val="18"/>
+              </w:rPr>
+              <w:t xml:space="preserve">No violino, na flauta e no violoncelo, sim. No clarinete em Si♭, no sax alto em Mi♭ e no trompete em Si♭, não.</w:t>
+            </w:r>
+          </w:p>
+          <w:p>
+            <w:pPr>
+              <w:spacing w:after="90"/>
+            </w:pPr>
+          </w:p>
+          <w:p>
+            <w:pPr>
+              <w:spacing w:after="40" w:line="300"/>
+            </w:pPr>
+            <w:r>
+              <w:rPr>
+                <w:rFonts w:ascii="Calibri" w:cs="Calibri" w:eastAsia="Calibri" w:hAnsi="Calibri"/>
+                <w:b/>
+                <w:bCs/>
+                <w:color w:val="16212A"/>
+                <w:sz w:val="19"/>
+                <w:szCs w:val="19"/>
+              </w:rPr>
+              <w:t xml:space="preserve">Hino 42 — Fá maior · em 4 · ♩ = 50-60</w:t>
+            </w:r>
+          </w:p>
+          <w:p>
+            <w:pPr>
+              <w:spacing w:after="30" w:line="280"/>
+              <w:ind w:left="200"/>
+            </w:pPr>
+            <w:r>
+              <w:rPr>
+                <w:rFonts w:ascii="Calibri" w:cs="Calibri" w:eastAsia="Calibri" w:hAnsi="Calibri"/>
+                <w:color w:val="16212A"/>
+                <w:sz w:val="19"/>
+                <w:szCs w:val="19"/>
+              </w:rPr>
+              <w:t xml:space="preserve">· Qual a tonalidade do hino 42 e qual a sua relativa menor?</w:t>
+            </w:r>
+          </w:p>
+          <w:p>
+            <w:pPr>
+              <w:spacing w:after="70"/>
+              <w:ind w:left="340"/>
+            </w:pPr>
+            <w:r>
+              <w:rPr>
+                <w:rFonts w:ascii="Calibri" w:cs="Calibri" w:eastAsia="Calibri" w:hAnsi="Calibri"/>
+                <w:i/>
+                <w:iCs/>
+                <w:color w:val="3F4C55"/>
+                <w:sz w:val="18"/>
+                <w:szCs w:val="18"/>
+              </w:rPr>
+              <w:t xml:space="preserve">Fá maior; relativa menor, Ré menor.</w:t>
+            </w:r>
+          </w:p>
+          <w:p>
+            <w:pPr>
+              <w:spacing w:after="30" w:line="280"/>
+              <w:ind w:left="200"/>
+            </w:pPr>
+            <w:r>
+              <w:rPr>
+                <w:rFonts w:ascii="Calibri" w:cs="Calibri" w:eastAsia="Calibri" w:hAnsi="Calibri"/>
+                <w:color w:val="16212A"/>
+                <w:sz w:val="19"/>
+                <w:szCs w:val="19"/>
+              </w:rPr>
+              <w:t xml:space="preserve">· No hino 42, tonalidade escrita e tonalidade de execução são a mesma no seu instrumento?</w:t>
+            </w:r>
+          </w:p>
+          <w:p>
+            <w:pPr>
+              <w:spacing w:after="70"/>
+              <w:ind w:left="340"/>
+            </w:pPr>
+            <w:r>
+              <w:rPr>
+                <w:rFonts w:ascii="Calibri" w:cs="Calibri" w:eastAsia="Calibri" w:hAnsi="Calibri"/>
+                <w:i/>
+                <w:iCs/>
+                <w:color w:val="3F4C55"/>
+                <w:sz w:val="18"/>
+                <w:szCs w:val="18"/>
+              </w:rPr>
+              <w:t xml:space="preserve">No violino, na flauta e no violoncelo, sim. No clarinete em Si♭, no sax alto em Mi♭ e no trompete em Si♭, não.</w:t>
+            </w:r>
+          </w:p>
+          <w:p>
+            <w:pPr>
+              <w:spacing w:after="90"/>
+            </w:pPr>
+          </w:p>
+          <w:p>
+            <w:pPr>
+              <w:spacing w:after="40" w:line="300"/>
+            </w:pPr>
+            <w:r>
+              <w:rPr>
+                <w:rFonts w:ascii="Calibri" w:cs="Calibri" w:eastAsia="Calibri" w:hAnsi="Calibri"/>
+                <w:b/>
+                <w:bCs/>
+                <w:color w:val="16212A"/>
+                <w:sz w:val="19"/>
+                <w:szCs w:val="19"/>
+              </w:rPr>
+              <w:t xml:space="preserve">Hino 1 — Mi♭ maior · ♩ = 56-66</w:t>
+            </w:r>
+          </w:p>
+          <w:p>
+            <w:pPr>
+              <w:spacing w:after="30" w:line="280"/>
+              <w:ind w:left="200"/>
+            </w:pPr>
+            <w:r>
+              <w:rPr>
+                <w:rFonts w:ascii="Calibri" w:cs="Calibri" w:eastAsia="Calibri" w:hAnsi="Calibri"/>
+                <w:color w:val="16212A"/>
+                <w:sz w:val="19"/>
+                <w:szCs w:val="19"/>
+              </w:rPr>
+              <w:t xml:space="preserve">· Qual a tonalidade do hino 1 e qual a sua relativa menor?</w:t>
+            </w:r>
+          </w:p>
+          <w:p>
+            <w:pPr>
+              <w:spacing w:after="70"/>
+              <w:ind w:left="340"/>
+            </w:pPr>
+            <w:r>
+              <w:rPr>
+                <w:rFonts w:ascii="Calibri" w:cs="Calibri" w:eastAsia="Calibri" w:hAnsi="Calibri"/>
+                <w:i/>
+                <w:iCs/>
+                <w:color w:val="3F4C55"/>
+                <w:sz w:val="18"/>
+                <w:szCs w:val="18"/>
+              </w:rPr>
+              <w:t xml:space="preserve">Mi♭ maior; relativa menor, Dó menor.</w:t>
+            </w:r>
+          </w:p>
+          <w:p>
+            <w:pPr>
+              <w:spacing w:after="30" w:line="280"/>
+              <w:ind w:left="200"/>
+            </w:pPr>
+            <w:r>
+              <w:rPr>
+                <w:rFonts w:ascii="Calibri" w:cs="Calibri" w:eastAsia="Calibri" w:hAnsi="Calibri"/>
+                <w:color w:val="16212A"/>
+                <w:sz w:val="19"/>
+                <w:szCs w:val="19"/>
+              </w:rPr>
+              <w:t xml:space="preserve">· No hino 1, tonalidade escrita e tonalidade de execução são a mesma no seu instrumento?</w:t>
+            </w:r>
+          </w:p>
+          <w:p>
+            <w:pPr>
+              <w:spacing w:after="70"/>
+              <w:ind w:left="340"/>
+            </w:pPr>
+            <w:r>
+              <w:rPr>
+                <w:rFonts w:ascii="Calibri" w:cs="Calibri" w:eastAsia="Calibri" w:hAnsi="Calibri"/>
+                <w:i/>
+                <w:iCs/>
+                <w:color w:val="3F4C55"/>
+                <w:sz w:val="18"/>
+                <w:szCs w:val="18"/>
+              </w:rPr>
+              <w:t xml:space="preserve">No violino, na flauta e no violoncelo, sim. No clarinete em Si♭, no sax alto em Mi♭ e no trompete em Si♭, não.</w:t>
+            </w:r>
+          </w:p>
+          <w:p>
+            <w:pPr>
+              <w:spacing w:after="90"/>
+            </w:pPr>
+          </w:p>
+        </w:tc>
+      </w:tr>
+    </w:tbl>
     <w:p>
       <w:r>
         <w:br w:type="page"/>
